--- a/Otchyot1.docx
+++ b/Otchyot1.docx
@@ -358,7 +358,6 @@
           <w:szCs w:val="28"/>
         </w:rPr>
       </w:pPr>
-      <w:proofErr w:type="spellStart"/>
       <w:r>
         <w:rPr>
           <w:i/>
@@ -366,17 +365,7 @@
           <w:sz w:val="28"/>
           <w:szCs w:val="28"/>
         </w:rPr>
-        <w:t>Пентин</w:t>
-      </w:r>
-      <w:proofErr w:type="spellEnd"/>
-      <w:r>
-        <w:rPr>
-          <w:i/>
-          <w:color w:val="000000"/>
-          <w:sz w:val="28"/>
-          <w:szCs w:val="28"/>
-        </w:rPr>
-        <w:t xml:space="preserve"> Николай Сергеевич</w:t>
+        <w:t>Пентин Николай Сергеевич</w:t>
       </w:r>
     </w:p>
     <w:p>
@@ -410,23 +399,13 @@
           <w:szCs w:val="28"/>
         </w:rPr>
       </w:pPr>
-      <w:proofErr w:type="spellStart"/>
-      <w:r>
-        <w:rPr>
-          <w:color w:val="000000"/>
-          <w:sz w:val="28"/>
-          <w:szCs w:val="28"/>
-        </w:rPr>
-        <w:t>Холстинина</w:t>
-      </w:r>
-      <w:proofErr w:type="spellEnd"/>
-      <w:r>
-        <w:rPr>
-          <w:color w:val="000000"/>
-          <w:sz w:val="28"/>
-          <w:szCs w:val="28"/>
-        </w:rPr>
-        <w:t xml:space="preserve"> Ольга Ивановна</w:t>
+      <w:r>
+        <w:rPr>
+          <w:color w:val="000000"/>
+          <w:sz w:val="28"/>
+          <w:szCs w:val="28"/>
+        </w:rPr>
+        <w:t>Холстинина Ольга Ивановна</w:t>
       </w:r>
     </w:p>
     <w:p>
@@ -849,8 +828,8 @@
         <w:tblLook w:val="04A0" w:firstRow="1" w:lastRow="0" w:firstColumn="1" w:lastColumn="0" w:noHBand="0" w:noVBand="1"/>
       </w:tblPr>
       <w:tblGrid>
-        <w:gridCol w:w="9892"/>
-        <w:gridCol w:w="523"/>
+        <w:gridCol w:w="9884"/>
+        <w:gridCol w:w="531"/>
       </w:tblGrid>
       <w:tr>
         <w:tc>
@@ -913,6 +892,14 @@
                 <w:szCs w:val="28"/>
               </w:rPr>
             </w:pPr>
+            <w:r>
+              <w:rPr>
+                <w:rFonts w:ascii="Times New Roman CYR" w:hAnsi="Times New Roman CYR" w:cs="Times New Roman CYR"/>
+                <w:sz w:val="28"/>
+                <w:szCs w:val="28"/>
+              </w:rPr>
+              <w:t>3</w:t>
+            </w:r>
           </w:p>
         </w:tc>
       </w:tr>
@@ -977,6 +964,14 @@
                 <w:szCs w:val="28"/>
               </w:rPr>
             </w:pPr>
+            <w:r>
+              <w:rPr>
+                <w:rFonts w:ascii="Times New Roman CYR" w:hAnsi="Times New Roman CYR" w:cs="Times New Roman CYR"/>
+                <w:sz w:val="28"/>
+                <w:szCs w:val="28"/>
+              </w:rPr>
+              <w:t>4</w:t>
+            </w:r>
           </w:p>
         </w:tc>
       </w:tr>
@@ -1060,6 +1055,14 @@
                 <w:szCs w:val="28"/>
               </w:rPr>
             </w:pPr>
+            <w:r>
+              <w:rPr>
+                <w:rFonts w:ascii="Times New Roman CYR" w:hAnsi="Times New Roman CYR" w:cs="Times New Roman CYR"/>
+                <w:sz w:val="28"/>
+                <w:szCs w:val="28"/>
+              </w:rPr>
+              <w:t>6</w:t>
+            </w:r>
           </w:p>
         </w:tc>
       </w:tr>
@@ -1130,6 +1133,16 @@
                 <w:highlight w:val="white"/>
               </w:rPr>
             </w:pPr>
+            <w:r>
+              <w:rPr>
+                <w:rFonts w:ascii="Times New Roman CYR" w:hAnsi="Times New Roman CYR" w:cs="Times New Roman CYR"/>
+                <w:color w:val="000000"/>
+                <w:sz w:val="28"/>
+                <w:szCs w:val="28"/>
+                <w:highlight w:val="white"/>
+              </w:rPr>
+              <w:t>8</w:t>
+            </w:r>
           </w:p>
         </w:tc>
       </w:tr>
@@ -1177,6 +1190,13 @@
                 <w:szCs w:val="28"/>
               </w:rPr>
             </w:pPr>
+            <w:r>
+              <w:rPr>
+                <w:sz w:val="28"/>
+                <w:szCs w:val="28"/>
+              </w:rPr>
+              <w:t>8</w:t>
+            </w:r>
           </w:p>
         </w:tc>
       </w:tr>
@@ -1225,6 +1245,13 @@
                 <w:szCs w:val="28"/>
               </w:rPr>
             </w:pPr>
+            <w:r>
+              <w:rPr>
+                <w:sz w:val="28"/>
+                <w:szCs w:val="28"/>
+              </w:rPr>
+              <w:t>11</w:t>
+            </w:r>
           </w:p>
         </w:tc>
       </w:tr>
@@ -1272,6 +1299,13 @@
                 <w:szCs w:val="28"/>
               </w:rPr>
             </w:pPr>
+            <w:r>
+              <w:rPr>
+                <w:sz w:val="28"/>
+                <w:szCs w:val="28"/>
+              </w:rPr>
+              <w:t>12</w:t>
+            </w:r>
           </w:p>
         </w:tc>
       </w:tr>
@@ -1314,6 +1348,13 @@
                 <w:szCs w:val="28"/>
               </w:rPr>
             </w:pPr>
+            <w:r>
+              <w:rPr>
+                <w:sz w:val="28"/>
+                <w:szCs w:val="28"/>
+              </w:rPr>
+              <w:t>14</w:t>
+            </w:r>
           </w:p>
         </w:tc>
       </w:tr>
@@ -1356,6 +1397,13 @@
                 <w:szCs w:val="28"/>
               </w:rPr>
             </w:pPr>
+            <w:r>
+              <w:rPr>
+                <w:sz w:val="28"/>
+                <w:szCs w:val="28"/>
+              </w:rPr>
+              <w:t>15</w:t>
+            </w:r>
           </w:p>
         </w:tc>
       </w:tr>
@@ -1398,6 +1446,13 @@
                 <w:szCs w:val="28"/>
               </w:rPr>
             </w:pPr>
+            <w:r>
+              <w:rPr>
+                <w:sz w:val="28"/>
+                <w:szCs w:val="28"/>
+              </w:rPr>
+              <w:t>17</w:t>
+            </w:r>
           </w:p>
         </w:tc>
       </w:tr>
@@ -1440,6 +1495,13 @@
                 <w:szCs w:val="28"/>
               </w:rPr>
             </w:pPr>
+            <w:r>
+              <w:rPr>
+                <w:sz w:val="28"/>
+                <w:szCs w:val="28"/>
+              </w:rPr>
+              <w:t>18</w:t>
+            </w:r>
           </w:p>
         </w:tc>
       </w:tr>
@@ -1482,6 +1544,13 @@
                 <w:szCs w:val="28"/>
               </w:rPr>
             </w:pPr>
+            <w:r>
+              <w:rPr>
+                <w:sz w:val="28"/>
+                <w:szCs w:val="28"/>
+              </w:rPr>
+              <w:t>19</w:t>
+            </w:r>
           </w:p>
         </w:tc>
       </w:tr>
@@ -1524,6 +1593,13 @@
                 <w:szCs w:val="28"/>
               </w:rPr>
             </w:pPr>
+            <w:r>
+              <w:rPr>
+                <w:sz w:val="28"/>
+                <w:szCs w:val="28"/>
+              </w:rPr>
+              <w:t>20</w:t>
+            </w:r>
           </w:p>
         </w:tc>
       </w:tr>
@@ -1566,6 +1642,13 @@
                 <w:szCs w:val="28"/>
               </w:rPr>
             </w:pPr>
+            <w:r>
+              <w:rPr>
+                <w:sz w:val="28"/>
+                <w:szCs w:val="28"/>
+              </w:rPr>
+              <w:t>21</w:t>
+            </w:r>
           </w:p>
         </w:tc>
       </w:tr>
@@ -1608,6 +1691,13 @@
                 <w:szCs w:val="28"/>
               </w:rPr>
             </w:pPr>
+            <w:r>
+              <w:rPr>
+                <w:sz w:val="28"/>
+                <w:szCs w:val="28"/>
+              </w:rPr>
+              <w:t>23</w:t>
+            </w:r>
           </w:p>
         </w:tc>
       </w:tr>
@@ -1678,6 +1768,16 @@
                 <w:highlight w:val="white"/>
               </w:rPr>
             </w:pPr>
+            <w:r>
+              <w:rPr>
+                <w:rFonts w:ascii="Times New Roman CYR" w:hAnsi="Times New Roman CYR" w:cs="Times New Roman CYR"/>
+                <w:color w:val="000000"/>
+                <w:sz w:val="28"/>
+                <w:szCs w:val="28"/>
+                <w:highlight w:val="white"/>
+              </w:rPr>
+              <w:t>25</w:t>
+            </w:r>
           </w:p>
         </w:tc>
       </w:tr>
@@ -1748,6 +1848,16 @@
                 <w:highlight w:val="white"/>
               </w:rPr>
             </w:pPr>
+            <w:r>
+              <w:rPr>
+                <w:rFonts w:ascii="Times New Roman CYR" w:hAnsi="Times New Roman CYR" w:cs="Times New Roman CYR"/>
+                <w:color w:val="000000"/>
+                <w:sz w:val="28"/>
+                <w:szCs w:val="28"/>
+                <w:highlight w:val="white"/>
+              </w:rPr>
+              <w:t>26</w:t>
+            </w:r>
           </w:p>
         </w:tc>
       </w:tr>
@@ -1815,6 +1925,16 @@
                 <w:highlight w:val="white"/>
               </w:rPr>
             </w:pPr>
+            <w:r>
+              <w:rPr>
+                <w:rFonts w:ascii="Times New Roman CYR" w:hAnsi="Times New Roman CYR" w:cs="Times New Roman CYR"/>
+                <w:color w:val="000000"/>
+                <w:sz w:val="28"/>
+                <w:szCs w:val="28"/>
+                <w:highlight w:val="white"/>
+              </w:rPr>
+              <w:t>27</w:t>
+            </w:r>
           </w:p>
         </w:tc>
       </w:tr>
@@ -2224,27 +2344,7 @@
           <w:szCs w:val="28"/>
           <w:highlight w:val="white"/>
         </w:rPr>
-        <w:t xml:space="preserve">Сервер: виртуальная машина (Oracle </w:t>
-      </w:r>
-      <w:proofErr w:type="spellStart"/>
-      <w:r>
-        <w:rPr>
-          <w:color w:val="000000"/>
-          <w:sz w:val="28"/>
-          <w:szCs w:val="28"/>
-          <w:highlight w:val="white"/>
-        </w:rPr>
-        <w:t>VirtualBox</w:t>
-      </w:r>
-      <w:proofErr w:type="spellEnd"/>
-      <w:r>
-        <w:rPr>
-          <w:color w:val="000000"/>
-          <w:sz w:val="28"/>
-          <w:szCs w:val="28"/>
-          <w:highlight w:val="white"/>
-        </w:rPr>
-        <w:t>) с ОС Windows Server 2019 Standard, 4 ГБ ОЗУ, 80 ГБ HDD, сетевой адаптер Intel PRO/1000 MT Desktop.</w:t>
+        <w:t>Сервер: виртуальная машина (Oracle VirtualBox) с ОС Windows Server 2019 Standard, 4 ГБ ОЗУ, 80 ГБ HDD, сетевой адаптер Intel PRO/1000 MT Desktop.</w:t>
       </w:r>
     </w:p>
     <w:p>
@@ -2302,47 +2402,7 @@
           <w:szCs w:val="28"/>
           <w:highlight w:val="white"/>
         </w:rPr>
-        <w:t xml:space="preserve">Сетевое оборудование: виртуальный коммутатор </w:t>
-      </w:r>
-      <w:proofErr w:type="spellStart"/>
-      <w:r>
-        <w:rPr>
-          <w:color w:val="000000"/>
-          <w:sz w:val="28"/>
-          <w:szCs w:val="28"/>
-          <w:highlight w:val="white"/>
-        </w:rPr>
-        <w:t>VirtualBox</w:t>
-      </w:r>
-      <w:proofErr w:type="spellEnd"/>
-      <w:r>
-        <w:rPr>
-          <w:color w:val="000000"/>
-          <w:sz w:val="28"/>
-          <w:szCs w:val="28"/>
-          <w:highlight w:val="white"/>
-        </w:rPr>
-        <w:t xml:space="preserve"> в режиме «Внутренняя сеть» с именем </w:t>
-      </w:r>
-      <w:proofErr w:type="spellStart"/>
-      <w:r>
-        <w:rPr>
-          <w:color w:val="000000"/>
-          <w:sz w:val="28"/>
-          <w:szCs w:val="28"/>
-          <w:highlight w:val="white"/>
-        </w:rPr>
-        <w:t>intnet</w:t>
-      </w:r>
-      <w:proofErr w:type="spellEnd"/>
-      <w:r>
-        <w:rPr>
-          <w:color w:val="000000"/>
-          <w:sz w:val="28"/>
-          <w:szCs w:val="28"/>
-          <w:highlight w:val="white"/>
-        </w:rPr>
-        <w:t>. Статические IP-адреса: сервер – 192.168.10.10, клиенты – 192.168.10.11, 192.168.10.12, 192.168.10.13. DNS-сервер – 192.168.10.10.</w:t>
+        <w:t>Сетевое оборудование: виртуальный коммутатор VirtualBox в режиме «Внутренняя сеть» с именем intnet. Статические IP-адреса: сервер – 192.168.10.10, клиенты – 192.168.10.11, 192.168.10.12, 192.168.10.13. DNS-сервер – 192.168.10.10.</w:t>
       </w:r>
       <w:r>
         <w:rPr>
@@ -2380,27 +2440,7 @@
           <w:szCs w:val="28"/>
           <w:highlight w:val="white"/>
         </w:rPr>
-        <w:t xml:space="preserve">Дополнительное оборудование: виртуальный DVD-привод для установки ПО, общая папка </w:t>
-      </w:r>
-      <w:proofErr w:type="spellStart"/>
-      <w:r>
-        <w:rPr>
-          <w:color w:val="000000"/>
-          <w:sz w:val="28"/>
-          <w:szCs w:val="28"/>
-          <w:highlight w:val="white"/>
-        </w:rPr>
-        <w:t>VirtualBox</w:t>
-      </w:r>
-      <w:proofErr w:type="spellEnd"/>
-      <w:r>
-        <w:rPr>
-          <w:color w:val="000000"/>
-          <w:sz w:val="28"/>
-          <w:szCs w:val="28"/>
-          <w:highlight w:val="white"/>
-        </w:rPr>
-        <w:t xml:space="preserve"> для обмена файлами с хост-системой.</w:t>
+        <w:t>Дополнительное оборудование: виртуальный DVD-привод для установки ПО, общая папка VirtualBox для обмена файлами с хост-системой.</w:t>
       </w:r>
     </w:p>
     <w:p>
@@ -3055,7 +3095,6 @@
                 <w:highlight w:val="white"/>
               </w:rPr>
             </w:pPr>
-            <w:proofErr w:type="spellStart"/>
             <w:r>
               <w:rPr>
                 <w:color w:val="000000"/>
@@ -3065,7 +3104,6 @@
               </w:rPr>
               <w:t>Moodle</w:t>
             </w:r>
-            <w:proofErr w:type="spellEnd"/>
           </w:p>
         </w:tc>
         <w:tc>
@@ -3223,7 +3261,6 @@
                 <w:highlight w:val="white"/>
               </w:rPr>
             </w:pPr>
-            <w:proofErr w:type="spellStart"/>
             <w:r>
               <w:rPr>
                 <w:color w:val="000000"/>
@@ -3233,7 +3270,6 @@
               </w:rPr>
               <w:t>ClamAV</w:t>
             </w:r>
-            <w:proofErr w:type="spellEnd"/>
           </w:p>
         </w:tc>
         <w:tc>
@@ -3286,17 +3322,7 @@
                 <w:szCs w:val="28"/>
                 <w:highlight w:val="white"/>
               </w:rPr>
-              <w:t>Антивирус с открытым исходным кодом (</w:t>
-            </w:r>
-            <w:proofErr w:type="spellStart"/>
-            <w:r>
-              <w:rPr>
-                <w:color w:val="000000"/>
-                <w:sz w:val="28"/>
-                <w:szCs w:val="28"/>
-                <w:highlight w:val="white"/>
-              </w:rPr>
-              <w:t>open</w:t>
+              <w:t>Антивирус с открытым исходным кодом (open</w:t>
             </w:r>
             <w:r>
               <w:rPr>
@@ -3306,17 +3332,7 @@
                 <w:highlight w:val="white"/>
               </w:rPr>
               <w:noBreakHyphen/>
-              <w:t>source</w:t>
-            </w:r>
-            <w:proofErr w:type="spellEnd"/>
-            <w:r>
-              <w:rPr>
-                <w:color w:val="000000"/>
-                <w:sz w:val="28"/>
-                <w:szCs w:val="28"/>
-                <w:highlight w:val="white"/>
-              </w:rPr>
-              <w:t>)</w:t>
+              <w:t>source)</w:t>
             </w:r>
           </w:p>
         </w:tc>
@@ -3338,7 +3354,6 @@
                 <w:highlight w:val="white"/>
               </w:rPr>
             </w:pPr>
-            <w:proofErr w:type="spellStart"/>
             <w:r>
               <w:rPr>
                 <w:color w:val="000000"/>
@@ -3348,7 +3363,6 @@
               </w:rPr>
               <w:t>LibreOffice</w:t>
             </w:r>
-            <w:proofErr w:type="spellEnd"/>
           </w:p>
         </w:tc>
         <w:tc>
@@ -3453,7 +3467,6 @@
                 <w:highlight w:val="white"/>
               </w:rPr>
             </w:pPr>
-            <w:proofErr w:type="spellStart"/>
             <w:r>
               <w:rPr>
                 <w:color w:val="000000"/>
@@ -3461,37 +3474,7 @@
                 <w:szCs w:val="28"/>
                 <w:highlight w:val="white"/>
               </w:rPr>
-              <w:t>Git</w:t>
-            </w:r>
-            <w:proofErr w:type="spellEnd"/>
-            <w:r>
-              <w:rPr>
-                <w:color w:val="000000"/>
-                <w:sz w:val="28"/>
-                <w:szCs w:val="28"/>
-                <w:highlight w:val="white"/>
-              </w:rPr>
-              <w:t xml:space="preserve"> </w:t>
-            </w:r>
-            <w:proofErr w:type="spellStart"/>
-            <w:r>
-              <w:rPr>
-                <w:color w:val="000000"/>
-                <w:sz w:val="28"/>
-                <w:szCs w:val="28"/>
-                <w:highlight w:val="white"/>
-              </w:rPr>
-              <w:t>for</w:t>
-            </w:r>
-            <w:proofErr w:type="spellEnd"/>
-            <w:r>
-              <w:rPr>
-                <w:color w:val="000000"/>
-                <w:sz w:val="28"/>
-                <w:szCs w:val="28"/>
-                <w:highlight w:val="white"/>
-              </w:rPr>
-              <w:t xml:space="preserve"> Windows</w:t>
+              <w:t>Git for Windows</w:t>
             </w:r>
           </w:p>
         </w:tc>
@@ -3567,7 +3550,6 @@
                 <w:highlight w:val="white"/>
               </w:rPr>
             </w:pPr>
-            <w:proofErr w:type="spellStart"/>
             <w:r>
               <w:rPr>
                 <w:color w:val="000000"/>
@@ -3575,29 +3557,8 @@
                 <w:szCs w:val="28"/>
                 <w:highlight w:val="white"/>
               </w:rPr>
-              <w:t>Cobian</w:t>
+              <w:t>Cobian Backup</w:t>
             </w:r>
-            <w:proofErr w:type="spellEnd"/>
-            <w:r>
-              <w:rPr>
-                <w:color w:val="000000"/>
-                <w:sz w:val="28"/>
-                <w:szCs w:val="28"/>
-                <w:highlight w:val="white"/>
-              </w:rPr>
-              <w:t xml:space="preserve"> </w:t>
-            </w:r>
-            <w:proofErr w:type="spellStart"/>
-            <w:r>
-              <w:rPr>
-                <w:color w:val="000000"/>
-                <w:sz w:val="28"/>
-                <w:szCs w:val="28"/>
-                <w:highlight w:val="white"/>
-              </w:rPr>
-              <w:t>Backup</w:t>
-            </w:r>
-            <w:proofErr w:type="spellEnd"/>
           </w:p>
         </w:tc>
         <w:tc>
@@ -3992,31 +3953,7 @@
           <w:szCs w:val="28"/>
           <w:highlight w:val="white"/>
         </w:rPr>
-        <w:t xml:space="preserve">4.1.1. </w:t>
-      </w:r>
-      <w:proofErr w:type="spellStart"/>
-      <w:r>
-        <w:rPr>
-          <w:b/>
-          <w:bCs/>
-          <w:color w:val="000000"/>
-          <w:sz w:val="28"/>
-          <w:szCs w:val="28"/>
-          <w:highlight w:val="white"/>
-        </w:rPr>
-        <w:t>Moodle</w:t>
-      </w:r>
-      <w:proofErr w:type="spellEnd"/>
-      <w:r>
-        <w:rPr>
-          <w:b/>
-          <w:bCs/>
-          <w:color w:val="000000"/>
-          <w:sz w:val="28"/>
-          <w:szCs w:val="28"/>
-          <w:highlight w:val="white"/>
-        </w:rPr>
-        <w:t xml:space="preserve"> (LMS)</w:t>
+        <w:t>4.1.1. Moodle (LMS)</w:t>
       </w:r>
     </w:p>
     <w:p>
@@ -4038,27 +3975,7 @@
           <w:szCs w:val="28"/>
           <w:highlight w:val="white"/>
         </w:rPr>
-        <w:t xml:space="preserve">Установка выполнена с помощью официального установщика MoodleWindowsInstaller-latest.exe. В процессе установки выбраны компоненты: Apache, MySQL, PHP, </w:t>
-      </w:r>
-      <w:proofErr w:type="spellStart"/>
-      <w:r>
-        <w:rPr>
-          <w:color w:val="000000"/>
-          <w:sz w:val="28"/>
-          <w:szCs w:val="28"/>
-          <w:highlight w:val="white"/>
-        </w:rPr>
-        <w:t>Moodle</w:t>
-      </w:r>
-      <w:proofErr w:type="spellEnd"/>
-      <w:r>
-        <w:rPr>
-          <w:color w:val="000000"/>
-          <w:sz w:val="28"/>
-          <w:szCs w:val="28"/>
-          <w:highlight w:val="white"/>
-        </w:rPr>
-        <w:t xml:space="preserve"> ядро. Задан пароль администратора Admin123!. После завершения установки проверен доступ к веб-интерфейсу по адресу http://localhost/moodle. Главная страница загружается корректно.</w:t>
+        <w:t>Установка выполнена с помощью официального установщика MoodleWindowsInstaller-latest.exe. В процессе установки выбраны компоненты: Apache, MySQL, PHP, Moodle ядро. Задан пароль администратора Admin123!. После завершения установки проверен доступ к веб-интерфейсу по адресу http://localhost/moodle. Главная страница загружается корректно.</w:t>
       </w:r>
       <w:r>
         <w:rPr>
@@ -4181,19 +4098,8 @@
           <w:szCs w:val="28"/>
           <w:highlight w:val="white"/>
         </w:rPr>
-        <w:t xml:space="preserve"> – Процесс установки </w:t>
-      </w:r>
-      <w:proofErr w:type="spellStart"/>
-      <w:r>
-        <w:rPr>
-          <w:color w:val="000000"/>
-          <w:sz w:val="28"/>
-          <w:szCs w:val="28"/>
-          <w:highlight w:val="white"/>
-        </w:rPr>
-        <w:t>Moodle</w:t>
-      </w:r>
-      <w:proofErr w:type="spellEnd"/>
+        <w:t xml:space="preserve"> – Процесс установки Moodle</w:t>
+      </w:r>
     </w:p>
     <w:p>
       <w:pPr>
@@ -4414,31 +4320,7 @@
           <w:szCs w:val="28"/>
           <w:highlight w:val="white"/>
         </w:rPr>
-        <w:t xml:space="preserve">4.1.3. </w:t>
-      </w:r>
-      <w:proofErr w:type="spellStart"/>
-      <w:r>
-        <w:rPr>
-          <w:b/>
-          <w:bCs/>
-          <w:color w:val="000000"/>
-          <w:sz w:val="28"/>
-          <w:szCs w:val="28"/>
-          <w:highlight w:val="white"/>
-        </w:rPr>
-        <w:t>ClamAV</w:t>
-      </w:r>
-      <w:proofErr w:type="spellEnd"/>
-      <w:r>
-        <w:rPr>
-          <w:b/>
-          <w:bCs/>
-          <w:color w:val="000000"/>
-          <w:sz w:val="28"/>
-          <w:szCs w:val="28"/>
-          <w:highlight w:val="white"/>
-        </w:rPr>
-        <w:t xml:space="preserve"> (антивирус)</w:t>
+        <w:t>4.1.3. ClamAV (антивирус)</w:t>
       </w:r>
     </w:p>
     <w:p>
@@ -4480,27 +4362,7 @@
           <w:szCs w:val="28"/>
           <w:highlight w:val="white"/>
         </w:rPr>
-        <w:t>. Установка стандартная, компоненты оставлены по умолчанию. После установки в C:\Program Files\</w:t>
-      </w:r>
-      <w:proofErr w:type="spellStart"/>
-      <w:r>
-        <w:rPr>
-          <w:color w:val="000000"/>
-          <w:sz w:val="28"/>
-          <w:szCs w:val="28"/>
-          <w:highlight w:val="white"/>
-        </w:rPr>
-        <w:t>ClamAV</w:t>
-      </w:r>
-      <w:proofErr w:type="spellEnd"/>
-      <w:r>
-        <w:rPr>
-          <w:color w:val="000000"/>
-          <w:sz w:val="28"/>
-          <w:szCs w:val="28"/>
-          <w:highlight w:val="white"/>
-        </w:rPr>
-        <w:t> присутствуют clamscan.exe, freshclam.exe и другие файлы.</w:t>
+        <w:t>. Установка стандартная, компоненты оставлены по умолчанию. После установки в C:\Program Files\ClamAV присутствуют clamscan.exe, freshclam.exe и другие файлы.</w:t>
       </w:r>
       <w:r>
         <w:rPr>
@@ -4635,7 +4497,6 @@
         </w:rPr>
         <w:t xml:space="preserve"> </w:t>
       </w:r>
-      <w:proofErr w:type="spellStart"/>
       <w:r>
         <w:rPr>
           <w:color w:val="000000"/>
@@ -4646,7 +4507,6 @@
         </w:rPr>
         <w:t>ClamAV</w:t>
       </w:r>
-      <w:proofErr w:type="spellEnd"/>
     </w:p>
     <w:p>
       <w:pPr>
@@ -4669,21 +4529,8 @@
           <w:szCs w:val="28"/>
           <w:highlight w:val="white"/>
         </w:rPr>
-        <w:t xml:space="preserve">4.1.4. </w:t>
-      </w:r>
-      <w:proofErr w:type="spellStart"/>
-      <w:r>
-        <w:rPr>
-          <w:b/>
-          <w:bCs/>
-          <w:color w:val="000000"/>
-          <w:sz w:val="28"/>
-          <w:szCs w:val="28"/>
-          <w:highlight w:val="white"/>
-        </w:rPr>
-        <w:t>LibreOffice</w:t>
-      </w:r>
-      <w:proofErr w:type="spellEnd"/>
+        <w:t>4.1.4. LibreOffice</w:t>
+      </w:r>
     </w:p>
     <w:p>
       <w:pPr>
@@ -4704,67 +4551,7 @@
           <w:szCs w:val="28"/>
           <w:highlight w:val="white"/>
         </w:rPr>
-        <w:t xml:space="preserve">Установлен офисный пакет </w:t>
-      </w:r>
-      <w:proofErr w:type="spellStart"/>
-      <w:r>
-        <w:rPr>
-          <w:color w:val="000000"/>
-          <w:sz w:val="28"/>
-          <w:szCs w:val="28"/>
-          <w:highlight w:val="white"/>
-        </w:rPr>
-        <w:t>LibreOffice</w:t>
-      </w:r>
-      <w:proofErr w:type="spellEnd"/>
-      <w:r>
-        <w:rPr>
-          <w:color w:val="000000"/>
-          <w:sz w:val="28"/>
-          <w:szCs w:val="28"/>
-          <w:highlight w:val="white"/>
-        </w:rPr>
-        <w:t xml:space="preserve">. После установки запущен </w:t>
-      </w:r>
-      <w:proofErr w:type="spellStart"/>
-      <w:r>
-        <w:rPr>
-          <w:color w:val="000000"/>
-          <w:sz w:val="28"/>
-          <w:szCs w:val="28"/>
-          <w:highlight w:val="white"/>
-        </w:rPr>
-        <w:t>LibreOffice</w:t>
-      </w:r>
-      <w:proofErr w:type="spellEnd"/>
-      <w:r>
-        <w:rPr>
-          <w:color w:val="000000"/>
-          <w:sz w:val="28"/>
-          <w:szCs w:val="28"/>
-          <w:highlight w:val="white"/>
-        </w:rPr>
-        <w:t xml:space="preserve"> </w:t>
-      </w:r>
-      <w:proofErr w:type="spellStart"/>
-      <w:r>
-        <w:rPr>
-          <w:color w:val="000000"/>
-          <w:sz w:val="28"/>
-          <w:szCs w:val="28"/>
-          <w:highlight w:val="white"/>
-        </w:rPr>
-        <w:t>Writer</w:t>
-      </w:r>
-      <w:proofErr w:type="spellEnd"/>
-      <w:r>
-        <w:rPr>
-          <w:color w:val="000000"/>
-          <w:sz w:val="28"/>
-          <w:szCs w:val="28"/>
-          <w:highlight w:val="white"/>
-        </w:rPr>
-        <w:t>, проверено открытие документа.</w:t>
+        <w:t>Установлен офисный пакет LibreOffice. После установки запущен LibreOffice Writer, проверено открытие документа.</w:t>
       </w:r>
       <w:r>
         <w:rPr>
@@ -5089,147 +4876,7 @@
           <w:szCs w:val="28"/>
           <w:highlight w:val="white"/>
         </w:rPr>
-        <w:t xml:space="preserve"> В школе ограниченный бюджет, поэтому использовано бесплатное или условно-бесплатное ПО: </w:t>
-      </w:r>
-      <w:proofErr w:type="spellStart"/>
-      <w:r>
-        <w:rPr>
-          <w:color w:val="000000"/>
-          <w:sz w:val="28"/>
-          <w:szCs w:val="28"/>
-          <w:highlight w:val="white"/>
-        </w:rPr>
-        <w:t>Moodle</w:t>
-      </w:r>
-      <w:proofErr w:type="spellEnd"/>
-      <w:r>
-        <w:rPr>
-          <w:color w:val="000000"/>
-          <w:sz w:val="28"/>
-          <w:szCs w:val="28"/>
-          <w:highlight w:val="white"/>
-        </w:rPr>
-        <w:t xml:space="preserve"> (GPL), </w:t>
-      </w:r>
-      <w:proofErr w:type="spellStart"/>
-      <w:r>
-        <w:rPr>
-          <w:color w:val="000000"/>
-          <w:sz w:val="28"/>
-          <w:szCs w:val="28"/>
-          <w:highlight w:val="white"/>
-        </w:rPr>
-        <w:t>ClamAV</w:t>
-      </w:r>
-      <w:proofErr w:type="spellEnd"/>
-      <w:r>
-        <w:rPr>
-          <w:color w:val="000000"/>
-          <w:sz w:val="28"/>
-          <w:szCs w:val="28"/>
-          <w:highlight w:val="white"/>
-        </w:rPr>
-        <w:t xml:space="preserve"> (GPL), </w:t>
-      </w:r>
-      <w:proofErr w:type="spellStart"/>
-      <w:r>
-        <w:rPr>
-          <w:color w:val="000000"/>
-          <w:sz w:val="28"/>
-          <w:szCs w:val="28"/>
-          <w:highlight w:val="white"/>
-        </w:rPr>
-        <w:t>LibreOffice</w:t>
-      </w:r>
-      <w:proofErr w:type="spellEnd"/>
-      <w:r>
-        <w:rPr>
-          <w:color w:val="000000"/>
-          <w:sz w:val="28"/>
-          <w:szCs w:val="28"/>
-          <w:highlight w:val="white"/>
-        </w:rPr>
-        <w:t xml:space="preserve"> (GPL), </w:t>
-      </w:r>
-      <w:proofErr w:type="spellStart"/>
-      <w:r>
-        <w:rPr>
-          <w:color w:val="000000"/>
-          <w:sz w:val="28"/>
-          <w:szCs w:val="28"/>
-          <w:highlight w:val="white"/>
-        </w:rPr>
-        <w:t>WordPress</w:t>
-      </w:r>
-      <w:proofErr w:type="spellEnd"/>
-      <w:r>
-        <w:rPr>
-          <w:color w:val="000000"/>
-          <w:sz w:val="28"/>
-          <w:szCs w:val="28"/>
-          <w:highlight w:val="white"/>
-        </w:rPr>
-        <w:t xml:space="preserve"> (GPL), </w:t>
-      </w:r>
-      <w:proofErr w:type="spellStart"/>
-      <w:r>
-        <w:rPr>
-          <w:color w:val="000000"/>
-          <w:sz w:val="28"/>
-          <w:szCs w:val="28"/>
-          <w:highlight w:val="white"/>
-        </w:rPr>
-        <w:t>Cobian</w:t>
-      </w:r>
-      <w:proofErr w:type="spellEnd"/>
-      <w:r>
-        <w:rPr>
-          <w:color w:val="000000"/>
-          <w:sz w:val="28"/>
-          <w:szCs w:val="28"/>
-          <w:highlight w:val="white"/>
-        </w:rPr>
-        <w:t xml:space="preserve"> </w:t>
-      </w:r>
-      <w:proofErr w:type="spellStart"/>
-      <w:r>
-        <w:rPr>
-          <w:color w:val="000000"/>
-          <w:sz w:val="28"/>
-          <w:szCs w:val="28"/>
-          <w:highlight w:val="white"/>
-        </w:rPr>
-        <w:t>Backup</w:t>
-      </w:r>
-      <w:proofErr w:type="spellEnd"/>
-      <w:r>
-        <w:rPr>
-          <w:color w:val="000000"/>
-          <w:sz w:val="28"/>
-          <w:szCs w:val="28"/>
-          <w:highlight w:val="white"/>
-        </w:rPr>
-        <w:t xml:space="preserve"> (</w:t>
-      </w:r>
-      <w:proofErr w:type="spellStart"/>
-      <w:r>
-        <w:rPr>
-          <w:color w:val="000000"/>
-          <w:sz w:val="28"/>
-          <w:szCs w:val="28"/>
-          <w:highlight w:val="white"/>
-        </w:rPr>
-        <w:t>freeware</w:t>
-      </w:r>
-      <w:proofErr w:type="spellEnd"/>
-      <w:r>
-        <w:rPr>
-          <w:color w:val="000000"/>
-          <w:sz w:val="28"/>
-          <w:szCs w:val="28"/>
-          <w:highlight w:val="white"/>
-        </w:rPr>
-        <w:t>). 1С:Предприятие – учебная версия, которая не требует оплаты. Единственная платная составляющая – Windows Server 2019, но в учебных целях применялась ознакомительная версия на 180 дней.</w:t>
+        <w:t> В школе ограниченный бюджет, поэтому использовано бесплатное или условно-бесплатное ПО: Moodle (GPL), ClamAV (GPL), LibreOffice (GPL), WordPress (GPL), Cobian Backup (freeware). 1С:Предприятие – учебная версия, которая не требует оплаты. Единственная платная составляющая – Windows Server 2019, но в учебных целях применялась ознакомительная версия на 180 дней.</w:t>
       </w:r>
     </w:p>
     <w:p>
@@ -5938,67 +5585,7 @@
           <w:szCs w:val="28"/>
           <w:highlight w:val="white"/>
         </w:rPr>
-        <w:t>Для OU «Ученики» с помощью групповой политики </w:t>
-      </w:r>
-      <w:proofErr w:type="spellStart"/>
-      <w:r>
-        <w:rPr>
-          <w:color w:val="000000"/>
-          <w:sz w:val="28"/>
-          <w:szCs w:val="28"/>
-          <w:highlight w:val="white"/>
-        </w:rPr>
-        <w:t>StudentRestrictions</w:t>
-      </w:r>
-      <w:proofErr w:type="spellEnd"/>
-      <w:r>
-        <w:rPr>
-          <w:color w:val="000000"/>
-          <w:sz w:val="28"/>
-          <w:szCs w:val="28"/>
-          <w:highlight w:val="white"/>
-        </w:rPr>
-        <w:t xml:space="preserve"> настроены ограничения (см. пункт 4.8). Для учителей ограничения не применяются (или применены менее строгие политики). Кроме того, выполнена интеграция </w:t>
-      </w:r>
-      <w:proofErr w:type="spellStart"/>
-      <w:r>
-        <w:rPr>
-          <w:color w:val="000000"/>
-          <w:sz w:val="28"/>
-          <w:szCs w:val="28"/>
-          <w:highlight w:val="white"/>
-        </w:rPr>
-        <w:t>Moodle</w:t>
-      </w:r>
-      <w:proofErr w:type="spellEnd"/>
-      <w:r>
-        <w:rPr>
-          <w:color w:val="000000"/>
-          <w:sz w:val="28"/>
-          <w:szCs w:val="28"/>
-          <w:highlight w:val="white"/>
-        </w:rPr>
-        <w:t xml:space="preserve"> с Active Directory через LDAP-плагин: пользователи могут входить в </w:t>
-      </w:r>
-      <w:proofErr w:type="spellStart"/>
-      <w:r>
-        <w:rPr>
-          <w:color w:val="000000"/>
-          <w:sz w:val="28"/>
-          <w:szCs w:val="28"/>
-          <w:highlight w:val="white"/>
-        </w:rPr>
-        <w:t>Moodle</w:t>
-      </w:r>
-      <w:proofErr w:type="spellEnd"/>
-      <w:r>
-        <w:rPr>
-          <w:color w:val="000000"/>
-          <w:sz w:val="28"/>
-          <w:szCs w:val="28"/>
-          <w:highlight w:val="white"/>
-        </w:rPr>
-        <w:t>, используя свои доменные учётные данные.</w:t>
+        <w:t>Для OU «Ученики» с помощью групповой политики StudentRestrictions настроены ограничения (см. пункт 4.8). Для учителей ограничения не применяются (или применены менее строгие политики). Кроме того, выполнена интеграция Moodle с Active Directory через LDAP-плагин: пользователи могут входить в Moodle, используя свои доменные учётные данные.</w:t>
       </w:r>
     </w:p>
     <w:p>
@@ -6082,27 +5669,7 @@
           <w:szCs w:val="28"/>
           <w:highlight w:val="white"/>
         </w:rPr>
-        <w:t xml:space="preserve">Учителя имеют полный доступ к управлению курсами в </w:t>
-      </w:r>
-      <w:proofErr w:type="spellStart"/>
-      <w:r>
-        <w:rPr>
-          <w:color w:val="000000"/>
-          <w:sz w:val="28"/>
-          <w:szCs w:val="28"/>
-          <w:highlight w:val="white"/>
-        </w:rPr>
-        <w:t>Moodle</w:t>
-      </w:r>
-      <w:proofErr w:type="spellEnd"/>
-      <w:r>
-        <w:rPr>
-          <w:color w:val="000000"/>
-          <w:sz w:val="28"/>
-          <w:szCs w:val="28"/>
-          <w:highlight w:val="white"/>
-        </w:rPr>
-        <w:t xml:space="preserve"> и расширенные права на клиентских ПК.</w:t>
+        <w:t>Учителя имеют полный доступ к управлению курсами в Moodle и расширенные права на клиентских ПК.</w:t>
       </w:r>
     </w:p>
     <w:p>
@@ -6219,7 +5786,6 @@
           <w:highlight w:val="white"/>
         </w:rPr>
       </w:pPr>
-      <w:proofErr w:type="spellStart"/>
       <w:r>
         <w:rPr>
           <w:b/>
@@ -6231,7 +5797,6 @@
         </w:rPr>
         <w:t>LibreOffice</w:t>
       </w:r>
-      <w:proofErr w:type="spellEnd"/>
       <w:r>
         <w:rPr>
           <w:color w:val="000000"/>
@@ -6279,7 +5844,6 @@
           <w:highlight w:val="white"/>
         </w:rPr>
       </w:pPr>
-      <w:proofErr w:type="spellStart"/>
       <w:r>
         <w:rPr>
           <w:b/>
@@ -6291,35 +5855,14 @@
         </w:rPr>
         <w:t>Moodle</w:t>
       </w:r>
-      <w:proofErr w:type="spellEnd"/>
-      <w:r>
-        <w:rPr>
-          <w:color w:val="000000"/>
-          <w:sz w:val="28"/>
-          <w:szCs w:val="28"/>
-          <w:highlight w:val="white"/>
-        </w:rPr>
-        <w:t xml:space="preserve"> использует стандартные веб-технологии и работает в любом современном браузере (Edge, </w:t>
-      </w:r>
-      <w:proofErr w:type="spellStart"/>
-      <w:r>
-        <w:rPr>
-          <w:color w:val="000000"/>
-          <w:sz w:val="28"/>
-          <w:szCs w:val="28"/>
-          <w:highlight w:val="white"/>
-        </w:rPr>
-        <w:t>Chrome</w:t>
-      </w:r>
-      <w:proofErr w:type="spellEnd"/>
-      <w:r>
-        <w:rPr>
-          <w:color w:val="000000"/>
-          <w:sz w:val="28"/>
-          <w:szCs w:val="28"/>
-          <w:highlight w:val="white"/>
-        </w:rPr>
-        <w:t>, Firefox) – проблем не возникло.</w:t>
+      <w:r>
+        <w:rPr>
+          <w:color w:val="000000"/>
+          <w:sz w:val="28"/>
+          <w:szCs w:val="28"/>
+          <w:highlight w:val="white"/>
+        </w:rPr>
+        <w:t> использует стандартные веб-технологии и работает в любом современном браузере (Edge, Chrome, Firefox) – проблем не возникло.</w:t>
       </w:r>
     </w:p>
     <w:p>
@@ -6341,7 +5884,6 @@
           <w:highlight w:val="white"/>
         </w:rPr>
       </w:pPr>
-      <w:proofErr w:type="spellStart"/>
       <w:r>
         <w:rPr>
           <w:b/>
@@ -6353,7 +5895,6 @@
         </w:rPr>
         <w:t>ClamAV</w:t>
       </w:r>
-      <w:proofErr w:type="spellEnd"/>
       <w:r>
         <w:rPr>
           <w:color w:val="000000"/>
@@ -6383,7 +5924,6 @@
           <w:highlight w:val="white"/>
         </w:rPr>
       </w:pPr>
-      <w:proofErr w:type="spellStart"/>
       <w:r>
         <w:rPr>
           <w:b/>
@@ -6395,35 +5935,14 @@
         </w:rPr>
         <w:t>WordPress</w:t>
       </w:r>
-      <w:proofErr w:type="spellEnd"/>
-      <w:r>
-        <w:rPr>
-          <w:color w:val="000000"/>
-          <w:sz w:val="28"/>
-          <w:szCs w:val="28"/>
-          <w:highlight w:val="white"/>
-        </w:rPr>
-        <w:t xml:space="preserve"> не мешает работе </w:t>
-      </w:r>
-      <w:proofErr w:type="spellStart"/>
-      <w:r>
-        <w:rPr>
-          <w:color w:val="000000"/>
-          <w:sz w:val="28"/>
-          <w:szCs w:val="28"/>
-          <w:highlight w:val="white"/>
-        </w:rPr>
-        <w:t>Moodle</w:t>
-      </w:r>
-      <w:proofErr w:type="spellEnd"/>
-      <w:r>
-        <w:rPr>
-          <w:color w:val="000000"/>
-          <w:sz w:val="28"/>
-          <w:szCs w:val="28"/>
-          <w:highlight w:val="white"/>
-        </w:rPr>
-        <w:t>, так как использует отдельный виртуальный хост (или порт).</w:t>
+      <w:r>
+        <w:rPr>
+          <w:color w:val="000000"/>
+          <w:sz w:val="28"/>
+          <w:szCs w:val="28"/>
+          <w:highlight w:val="white"/>
+        </w:rPr>
+        <w:t> не мешает работе Moodle, так как использует отдельный виртуальный хост (или порт).</w:t>
       </w:r>
     </w:p>
     <w:p>
@@ -6753,7 +6272,6 @@
           <w:highlight w:val="white"/>
         </w:rPr>
       </w:pPr>
-      <w:proofErr w:type="spellStart"/>
       <w:r>
         <w:rPr>
           <w:b/>
@@ -6763,19 +6281,7 @@
           <w:szCs w:val="28"/>
           <w:highlight w:val="white"/>
         </w:rPr>
-        <w:t>Moodle</w:t>
-      </w:r>
-      <w:proofErr w:type="spellEnd"/>
-      <w:r>
-        <w:rPr>
-          <w:b/>
-          <w:bCs/>
-          <w:color w:val="000000"/>
-          <w:sz w:val="28"/>
-          <w:szCs w:val="28"/>
-          <w:highlight w:val="white"/>
-        </w:rPr>
-        <w:t>:</w:t>
+        <w:t>Moodle:</w:t>
       </w:r>
       <w:r>
         <w:rPr>
@@ -6825,27 +6331,7 @@
           <w:szCs w:val="28"/>
           <w:highlight w:val="white"/>
         </w:rPr>
-        <w:t> оснастка «Мониторинг производительности» (</w:t>
-      </w:r>
-      <w:proofErr w:type="spellStart"/>
-      <w:r>
-        <w:rPr>
-          <w:color w:val="000000"/>
-          <w:sz w:val="28"/>
-          <w:szCs w:val="28"/>
-          <w:highlight w:val="white"/>
-        </w:rPr>
-        <w:t>perfmon</w:t>
-      </w:r>
-      <w:proofErr w:type="spellEnd"/>
-      <w:r>
-        <w:rPr>
-          <w:color w:val="000000"/>
-          <w:sz w:val="28"/>
-          <w:szCs w:val="28"/>
-          <w:highlight w:val="white"/>
-        </w:rPr>
-        <w:t>), а также журналы событий Windows (системный журнал, журнал службы каталогов, журнал DNS).</w:t>
+        <w:t> оснастка «Мониторинг производительности» (perfmon), а также журналы событий Windows (системный журнал, журнал службы каталогов, журнал DNS).</w:t>
       </w:r>
     </w:p>
     <w:p>
@@ -6868,7 +6354,6 @@
           <w:highlight w:val="white"/>
         </w:rPr>
       </w:pPr>
-      <w:proofErr w:type="spellStart"/>
       <w:r>
         <w:rPr>
           <w:b/>
@@ -6878,19 +6363,7 @@
           <w:szCs w:val="28"/>
           <w:highlight w:val="white"/>
         </w:rPr>
-        <w:t>ClamAV</w:t>
-      </w:r>
-      <w:proofErr w:type="spellEnd"/>
-      <w:r>
-        <w:rPr>
-          <w:b/>
-          <w:bCs/>
-          <w:color w:val="000000"/>
-          <w:sz w:val="28"/>
-          <w:szCs w:val="28"/>
-          <w:highlight w:val="white"/>
-        </w:rPr>
-        <w:t>:</w:t>
+        <w:t>ClamAV:</w:t>
       </w:r>
       <w:r>
         <w:rPr>
@@ -7088,25 +6561,14 @@
           <w:highlight w:val="white"/>
         </w:rPr>
       </w:pPr>
-      <w:proofErr w:type="spellStart"/>
-      <w:r>
-        <w:rPr>
-          <w:color w:val="000000"/>
-          <w:sz w:val="28"/>
-          <w:szCs w:val="28"/>
-          <w:highlight w:val="white"/>
-        </w:rPr>
-        <w:t>Moodle</w:t>
-      </w:r>
-      <w:proofErr w:type="spellEnd"/>
-      <w:r>
-        <w:rPr>
-          <w:color w:val="000000"/>
-          <w:sz w:val="28"/>
-          <w:szCs w:val="28"/>
-          <w:highlight w:val="white"/>
-        </w:rPr>
-        <w:t xml:space="preserve"> обрабатывает запросы за 0,5–1,5 секунды.</w:t>
+      <w:r>
+        <w:rPr>
+          <w:color w:val="000000"/>
+          <w:sz w:val="28"/>
+          <w:szCs w:val="28"/>
+          <w:highlight w:val="white"/>
+        </w:rPr>
+        <w:t>Moodle обрабатывает запросы за 0,5–1,5 секунды.</w:t>
       </w:r>
     </w:p>
     <w:p>
@@ -7302,21 +6764,6 @@
     </w:p>
     <w:p>
       <w:pPr>
-        <w:spacing w:line="360" w:lineRule="auto"/>
-        <w:ind w:firstLine="709"/>
-        <w:jc w:val="both"/>
-        <w:rPr>
-          <w:b/>
-          <w:bCs/>
-          <w:color w:val="000000"/>
-          <w:sz w:val="28"/>
-          <w:szCs w:val="28"/>
-          <w:highlight w:val="white"/>
-        </w:rPr>
-      </w:pPr>
-    </w:p>
-    <w:p>
-      <w:pPr>
         <w:numPr>
           <w:ilvl w:val="0"/>
           <w:numId w:val="24"/>
@@ -7510,27 +6957,7 @@
           <w:szCs w:val="28"/>
           <w:highlight w:val="white"/>
         </w:rPr>
-        <w:t xml:space="preserve">Ресурсов сервера (4 ГБ ОЗУ, 2 </w:t>
-      </w:r>
-      <w:proofErr w:type="spellStart"/>
-      <w:r>
-        <w:rPr>
-          <w:color w:val="000000"/>
-          <w:sz w:val="28"/>
-          <w:szCs w:val="28"/>
-          <w:highlight w:val="white"/>
-        </w:rPr>
-        <w:t>vCPU</w:t>
-      </w:r>
-      <w:proofErr w:type="spellEnd"/>
-      <w:r>
-        <w:rPr>
-          <w:color w:val="000000"/>
-          <w:sz w:val="28"/>
-          <w:szCs w:val="28"/>
-          <w:highlight w:val="white"/>
-        </w:rPr>
-        <w:t>) достаточно для текущей нагрузки, но при расширении до 20 клиентов потребуется увеличение ОЗУ до 8–12 ГБ.</w:t>
+        <w:t>Ресурсов сервера (4 ГБ ОЗУ, 2 vCPU) достаточно для текущей нагрузки, но при расширении до 20 клиентов потребуется увеличение ОЗУ до 8–12 ГБ.</w:t>
       </w:r>
       <w:r>
         <w:rPr>
@@ -7597,27 +7024,7 @@
           <w:szCs w:val="28"/>
           <w:highlight w:val="white"/>
         </w:rPr>
-        <w:t xml:space="preserve">Рекомендуется перевести сервер на SSD-накопитель для ускорения работы AD и </w:t>
-      </w:r>
-      <w:proofErr w:type="spellStart"/>
-      <w:r>
-        <w:rPr>
-          <w:color w:val="000000"/>
-          <w:sz w:val="28"/>
-          <w:szCs w:val="28"/>
-          <w:highlight w:val="white"/>
-        </w:rPr>
-        <w:t>Moodle</w:t>
-      </w:r>
-      <w:proofErr w:type="spellEnd"/>
-      <w:r>
-        <w:rPr>
-          <w:color w:val="000000"/>
-          <w:sz w:val="28"/>
-          <w:szCs w:val="28"/>
-          <w:highlight w:val="white"/>
-        </w:rPr>
-        <w:t>.</w:t>
+        <w:t>Рекомендуется перевести сервер на SSD-накопитель для ускорения работы AD и Moodle.</w:t>
       </w:r>
     </w:p>
     <w:p>
@@ -7822,27 +7229,7 @@
           <w:szCs w:val="28"/>
           <w:highlight w:val="white"/>
         </w:rPr>
-        <w:t xml:space="preserve"> заменить HDD на SSD на сервере – это ускорит загрузку системы, запуск служб AD и работу с базой данных </w:t>
-      </w:r>
-      <w:proofErr w:type="spellStart"/>
-      <w:r>
-        <w:rPr>
-          <w:color w:val="000000"/>
-          <w:sz w:val="28"/>
-          <w:szCs w:val="28"/>
-          <w:highlight w:val="white"/>
-        </w:rPr>
-        <w:t>Moodle</w:t>
-      </w:r>
-      <w:proofErr w:type="spellEnd"/>
-      <w:r>
-        <w:rPr>
-          <w:color w:val="000000"/>
-          <w:sz w:val="28"/>
-          <w:szCs w:val="28"/>
-          <w:highlight w:val="white"/>
-        </w:rPr>
-        <w:t>.</w:t>
+        <w:t> заменить HDD на SSD на сервере – это ускорит загрузку системы, запуск служб AD и работу с базой данных Moodle.</w:t>
       </w:r>
     </w:p>
     <w:p>
@@ -7883,37 +7270,7 @@
           <w:szCs w:val="28"/>
           <w:highlight w:val="white"/>
         </w:rPr>
-        <w:t xml:space="preserve"> внедрить систему мониторинга </w:t>
-      </w:r>
-      <w:proofErr w:type="spellStart"/>
-      <w:r>
-        <w:rPr>
-          <w:color w:val="000000"/>
-          <w:sz w:val="28"/>
-          <w:szCs w:val="28"/>
-          <w:highlight w:val="white"/>
-        </w:rPr>
-        <w:t>Zabbix</w:t>
-      </w:r>
-      <w:proofErr w:type="spellEnd"/>
-      <w:r>
-        <w:rPr>
-          <w:color w:val="000000"/>
-          <w:sz w:val="28"/>
-          <w:szCs w:val="28"/>
-          <w:highlight w:val="white"/>
-        </w:rPr>
-        <w:t xml:space="preserve"> (</w:t>
-      </w:r>
-      <w:proofErr w:type="spellStart"/>
-      <w:r>
-        <w:rPr>
-          <w:color w:val="000000"/>
-          <w:sz w:val="28"/>
-          <w:szCs w:val="28"/>
-          <w:highlight w:val="white"/>
-        </w:rPr>
-        <w:t>open</w:t>
+        <w:t> внедрить систему мониторинга Zabbix (open</w:t>
       </w:r>
       <w:r>
         <w:rPr>
@@ -7923,17 +7280,7 @@
           <w:highlight w:val="white"/>
         </w:rPr>
         <w:noBreakHyphen/>
-        <w:t>source</w:t>
-      </w:r>
-      <w:proofErr w:type="spellEnd"/>
-      <w:r>
-        <w:rPr>
-          <w:color w:val="000000"/>
-          <w:sz w:val="28"/>
-          <w:szCs w:val="28"/>
-          <w:highlight w:val="white"/>
-        </w:rPr>
-        <w:t>) для отслеживания состояния сервера и клиентов в реальном времени.</w:t>
+        <w:t>source) для отслеживания состояния сервера и клиентов в реальном времени.</w:t>
       </w:r>
     </w:p>
     <w:p>
@@ -7974,47 +7321,7 @@
           <w:szCs w:val="28"/>
           <w:highlight w:val="white"/>
         </w:rPr>
-        <w:t xml:space="preserve"> добавить в </w:t>
-      </w:r>
-      <w:proofErr w:type="spellStart"/>
-      <w:r>
-        <w:rPr>
-          <w:color w:val="000000"/>
-          <w:sz w:val="28"/>
-          <w:szCs w:val="28"/>
-          <w:highlight w:val="white"/>
-        </w:rPr>
-        <w:t>Moodle</w:t>
-      </w:r>
-      <w:proofErr w:type="spellEnd"/>
-      <w:r>
-        <w:rPr>
-          <w:color w:val="000000"/>
-          <w:sz w:val="28"/>
-          <w:szCs w:val="28"/>
-          <w:highlight w:val="white"/>
-        </w:rPr>
-        <w:t xml:space="preserve"> плагин для видеоконференций (например, </w:t>
-      </w:r>
-      <w:proofErr w:type="spellStart"/>
-      <w:r>
-        <w:rPr>
-          <w:color w:val="000000"/>
-          <w:sz w:val="28"/>
-          <w:szCs w:val="28"/>
-          <w:highlight w:val="white"/>
-        </w:rPr>
-        <w:t>BigBlueButton</w:t>
-      </w:r>
-      <w:proofErr w:type="spellEnd"/>
-      <w:r>
-        <w:rPr>
-          <w:color w:val="000000"/>
-          <w:sz w:val="28"/>
-          <w:szCs w:val="28"/>
-          <w:highlight w:val="white"/>
-        </w:rPr>
-        <w:t>) для проведения онлайн-уроков.</w:t>
+        <w:t> добавить в Moodle плагин для видеоконференций (например, BigBlueButton) для проведения онлайн-уроков.</w:t>
       </w:r>
     </w:p>
     <w:p>
@@ -8055,27 +7362,7 @@
           <w:szCs w:val="28"/>
           <w:highlight w:val="white"/>
         </w:rPr>
-        <w:t xml:space="preserve"> настроить двухфакторную аутентификацию для учителей через модуль Google </w:t>
-      </w:r>
-      <w:proofErr w:type="spellStart"/>
-      <w:r>
-        <w:rPr>
-          <w:color w:val="000000"/>
-          <w:sz w:val="28"/>
-          <w:szCs w:val="28"/>
-          <w:highlight w:val="white"/>
-        </w:rPr>
-        <w:t>Authenticator</w:t>
-      </w:r>
-      <w:proofErr w:type="spellEnd"/>
-      <w:r>
-        <w:rPr>
-          <w:color w:val="000000"/>
-          <w:sz w:val="28"/>
-          <w:szCs w:val="28"/>
-          <w:highlight w:val="white"/>
-        </w:rPr>
-        <w:t>.</w:t>
+        <w:t> настроить двухфакторную аутентификацию для учителей через модуль Google Authenticator.</w:t>
       </w:r>
     </w:p>
     <w:p>
@@ -8224,27 +7511,7 @@
           <w:szCs w:val="28"/>
           <w:highlight w:val="white"/>
         </w:rPr>
-        <w:t xml:space="preserve">Выполнено сохранение конфигурационных файлов и скриптов в </w:t>
-      </w:r>
-      <w:proofErr w:type="spellStart"/>
-      <w:r>
-        <w:rPr>
-          <w:color w:val="000000"/>
-          <w:sz w:val="28"/>
-          <w:szCs w:val="28"/>
-          <w:highlight w:val="white"/>
-        </w:rPr>
-        <w:t>Git</w:t>
-      </w:r>
-      <w:proofErr w:type="spellEnd"/>
-      <w:r>
-        <w:rPr>
-          <w:color w:val="000000"/>
-          <w:sz w:val="28"/>
-          <w:szCs w:val="28"/>
-          <w:highlight w:val="white"/>
-        </w:rPr>
-        <w:t>. Последовательность действий:</w:t>
+        <w:t>Выполнено сохранение конфигурационных файлов и скриптов в Git. Последовательность действий:</w:t>
       </w:r>
     </w:p>
     <w:p>
@@ -8273,47 +7540,7 @@
           <w:szCs w:val="28"/>
           <w:highlight w:val="white"/>
         </w:rPr>
-        <w:t xml:space="preserve">Установлен </w:t>
-      </w:r>
-      <w:proofErr w:type="spellStart"/>
-      <w:r>
-        <w:rPr>
-          <w:color w:val="000000"/>
-          <w:sz w:val="28"/>
-          <w:szCs w:val="28"/>
-          <w:highlight w:val="white"/>
-        </w:rPr>
-        <w:t>Git</w:t>
-      </w:r>
-      <w:proofErr w:type="spellEnd"/>
-      <w:r>
-        <w:rPr>
-          <w:color w:val="000000"/>
-          <w:sz w:val="28"/>
-          <w:szCs w:val="28"/>
-          <w:highlight w:val="white"/>
-        </w:rPr>
-        <w:t xml:space="preserve"> </w:t>
-      </w:r>
-      <w:proofErr w:type="spellStart"/>
-      <w:r>
-        <w:rPr>
-          <w:color w:val="000000"/>
-          <w:sz w:val="28"/>
-          <w:szCs w:val="28"/>
-          <w:highlight w:val="white"/>
-        </w:rPr>
-        <w:t>for</w:t>
-      </w:r>
-      <w:proofErr w:type="spellEnd"/>
-      <w:r>
-        <w:rPr>
-          <w:color w:val="000000"/>
-          <w:sz w:val="28"/>
-          <w:szCs w:val="28"/>
-          <w:highlight w:val="white"/>
-        </w:rPr>
-        <w:t xml:space="preserve"> Windows на сервер.</w:t>
+        <w:t>Установлен Git for Windows на сервер.</w:t>
       </w:r>
     </w:p>
     <w:p>
@@ -8390,45 +7617,14 @@
           <w:highlight w:val="white"/>
         </w:rPr>
       </w:pPr>
-      <w:proofErr w:type="spellStart"/>
-      <w:r>
-        <w:rPr>
-          <w:color w:val="000000"/>
-          <w:sz w:val="28"/>
-          <w:szCs w:val="28"/>
-          <w:highlight w:val="white"/>
-        </w:rPr>
-        <w:t>config.php</w:t>
-      </w:r>
-      <w:proofErr w:type="spellEnd"/>
-      <w:r>
-        <w:rPr>
-          <w:color w:val="000000"/>
-          <w:sz w:val="28"/>
-          <w:szCs w:val="28"/>
-          <w:highlight w:val="white"/>
-        </w:rPr>
-        <w:t xml:space="preserve"> из каталога </w:t>
-      </w:r>
-      <w:proofErr w:type="spellStart"/>
-      <w:r>
-        <w:rPr>
-          <w:color w:val="000000"/>
-          <w:sz w:val="28"/>
-          <w:szCs w:val="28"/>
-          <w:highlight w:val="white"/>
-        </w:rPr>
-        <w:t>Moodle</w:t>
-      </w:r>
-      <w:proofErr w:type="spellEnd"/>
-      <w:r>
-        <w:rPr>
-          <w:color w:val="000000"/>
-          <w:sz w:val="28"/>
-          <w:szCs w:val="28"/>
-          <w:highlight w:val="white"/>
-        </w:rPr>
-        <w:t>;</w:t>
+      <w:r>
+        <w:rPr>
+          <w:color w:val="000000"/>
+          <w:sz w:val="28"/>
+          <w:szCs w:val="28"/>
+          <w:highlight w:val="white"/>
+        </w:rPr>
+        <w:t>config.php из каталога Moodle;</w:t>
       </w:r>
     </w:p>
     <w:p>
@@ -8638,7 +7834,6 @@
         </w:rPr>
         <w:t xml:space="preserve"> </w:t>
       </w:r>
-      <w:proofErr w:type="spellStart"/>
       <w:r>
         <w:rPr>
           <w:color w:val="000000"/>
@@ -8649,7 +7844,6 @@
         </w:rPr>
         <w:t>init</w:t>
       </w:r>
-      <w:proofErr w:type="spellEnd"/>
     </w:p>
     <w:p>
       <w:pPr>
@@ -8678,29 +7872,7 @@
           <w:highlight w:val="white"/>
           <w:lang w:val="en-US"/>
         </w:rPr>
-        <w:t xml:space="preserve">git </w:t>
-      </w:r>
-      <w:proofErr w:type="gramStart"/>
-      <w:r>
-        <w:rPr>
-          <w:color w:val="000000"/>
-          <w:sz w:val="28"/>
-          <w:szCs w:val="28"/>
-          <w:highlight w:val="white"/>
-          <w:lang w:val="en-US"/>
-        </w:rPr>
-        <w:t>add</w:t>
-      </w:r>
-      <w:proofErr w:type="gramEnd"/>
-      <w:r>
-        <w:rPr>
-          <w:color w:val="000000"/>
-          <w:sz w:val="28"/>
-          <w:szCs w:val="28"/>
-          <w:highlight w:val="white"/>
-          <w:lang w:val="en-US"/>
-        </w:rPr>
-        <w:t xml:space="preserve"> .</w:t>
+        <w:t>git add .</w:t>
       </w:r>
     </w:p>
     <w:p>
@@ -8870,19 +8042,8 @@
           <w:szCs w:val="28"/>
           <w:highlight w:val="white"/>
         </w:rPr>
-        <w:t xml:space="preserve">Локальный репозиторий связан с удалённым и выполнен </w:t>
-      </w:r>
-      <w:proofErr w:type="spellStart"/>
-      <w:r>
-        <w:rPr>
-          <w:color w:val="000000"/>
-          <w:sz w:val="28"/>
-          <w:szCs w:val="28"/>
-          <w:highlight w:val="white"/>
-        </w:rPr>
-        <w:t>push</w:t>
-      </w:r>
-      <w:proofErr w:type="spellEnd"/>
+        <w:t>Локальный репозиторий связан с удалённым и выполнен push</w:t>
+      </w:r>
       <w:r>
         <w:rPr>
           <w:color w:val="000000"/>
@@ -9061,6 +8222,7 @@
       </w:pPr>
       <w:r>
         <w:rPr>
+          <w:noProof/>
           <w:color w:val="000000"/>
           <w:sz w:val="28"/>
           <w:szCs w:val="28"/>
@@ -9138,19 +8300,8 @@
           <w:szCs w:val="28"/>
           <w:highlight w:val="white"/>
         </w:rPr>
-        <w:t xml:space="preserve"> – Страница репозитория на </w:t>
-      </w:r>
-      <w:proofErr w:type="spellStart"/>
-      <w:r>
-        <w:rPr>
-          <w:color w:val="000000"/>
-          <w:sz w:val="28"/>
-          <w:szCs w:val="28"/>
-          <w:highlight w:val="white"/>
-        </w:rPr>
-        <w:t>GitHub</w:t>
-      </w:r>
-      <w:proofErr w:type="spellEnd"/>
+        <w:t xml:space="preserve"> – Страница репозитория на GitHub</w:t>
+      </w:r>
       <w:r>
         <w:rPr>
           <w:b/>
@@ -9426,7 +8577,6 @@
                 <w:highlight w:val="white"/>
               </w:rPr>
             </w:pPr>
-            <w:proofErr w:type="spellStart"/>
             <w:r>
               <w:rPr>
                 <w:color w:val="000000"/>
@@ -9434,17 +8584,7 @@
                 <w:szCs w:val="28"/>
                 <w:highlight w:val="white"/>
               </w:rPr>
-              <w:t>ClamAV</w:t>
-            </w:r>
-            <w:proofErr w:type="spellEnd"/>
-            <w:r>
-              <w:rPr>
-                <w:color w:val="000000"/>
-                <w:sz w:val="28"/>
-                <w:szCs w:val="28"/>
-                <w:highlight w:val="white"/>
-              </w:rPr>
-              <w:t xml:space="preserve"> (ежедневное сканирование)</w:t>
+              <w:t>ClamAV (ежедневное сканирование)</w:t>
             </w:r>
           </w:p>
         </w:tc>
@@ -9695,7 +8835,6 @@
                 <w:highlight w:val="white"/>
               </w:rPr>
             </w:pPr>
-            <w:proofErr w:type="spellStart"/>
             <w:r>
               <w:rPr>
                 <w:color w:val="000000"/>
@@ -9703,57 +8842,7 @@
                 <w:szCs w:val="28"/>
                 <w:highlight w:val="white"/>
               </w:rPr>
-              <w:t>Cobian</w:t>
-            </w:r>
-            <w:proofErr w:type="spellEnd"/>
-            <w:r>
-              <w:rPr>
-                <w:color w:val="000000"/>
-                <w:sz w:val="28"/>
-                <w:szCs w:val="28"/>
-                <w:highlight w:val="white"/>
-              </w:rPr>
-              <w:t xml:space="preserve"> </w:t>
-            </w:r>
-            <w:proofErr w:type="spellStart"/>
-            <w:r>
-              <w:rPr>
-                <w:color w:val="000000"/>
-                <w:sz w:val="28"/>
-                <w:szCs w:val="28"/>
-                <w:highlight w:val="white"/>
-              </w:rPr>
-              <w:t>Backup</w:t>
-            </w:r>
-            <w:proofErr w:type="spellEnd"/>
-            <w:r>
-              <w:rPr>
-                <w:color w:val="000000"/>
-                <w:sz w:val="28"/>
-                <w:szCs w:val="28"/>
-                <w:highlight w:val="white"/>
-              </w:rPr>
-              <w:t xml:space="preserve"> (еженедельный бэкап AD и </w:t>
-            </w:r>
-            <w:proofErr w:type="spellStart"/>
-            <w:r>
-              <w:rPr>
-                <w:color w:val="000000"/>
-                <w:sz w:val="28"/>
-                <w:szCs w:val="28"/>
-                <w:highlight w:val="white"/>
-              </w:rPr>
-              <w:t>Moodle</w:t>
-            </w:r>
-            <w:proofErr w:type="spellEnd"/>
-            <w:r>
-              <w:rPr>
-                <w:color w:val="000000"/>
-                <w:sz w:val="28"/>
-                <w:szCs w:val="28"/>
-                <w:highlight w:val="white"/>
-              </w:rPr>
-              <w:t>)</w:t>
+              <w:t>Cobian Backup (еженедельный бэкап AD и Moodle)</w:t>
             </w:r>
           </w:p>
         </w:tc>
@@ -9918,7 +9007,6 @@
                 <w:highlight w:val="white"/>
               </w:rPr>
             </w:pPr>
-            <w:proofErr w:type="spellStart"/>
             <w:r>
               <w:rPr>
                 <w:color w:val="000000"/>
@@ -9926,29 +9014,8 @@
                 <w:szCs w:val="28"/>
                 <w:highlight w:val="white"/>
               </w:rPr>
-              <w:t>Git</w:t>
+              <w:t>Git + GitHub</w:t>
             </w:r>
-            <w:proofErr w:type="spellEnd"/>
-            <w:r>
-              <w:rPr>
-                <w:color w:val="000000"/>
-                <w:sz w:val="28"/>
-                <w:szCs w:val="28"/>
-                <w:highlight w:val="white"/>
-              </w:rPr>
-              <w:t xml:space="preserve"> + </w:t>
-            </w:r>
-            <w:proofErr w:type="spellStart"/>
-            <w:r>
-              <w:rPr>
-                <w:color w:val="000000"/>
-                <w:sz w:val="28"/>
-                <w:szCs w:val="28"/>
-                <w:highlight w:val="white"/>
-              </w:rPr>
-              <w:t>GitHub</w:t>
-            </w:r>
-            <w:proofErr w:type="spellEnd"/>
           </w:p>
         </w:tc>
       </w:tr>
@@ -10059,7 +9126,6 @@
           <w:highlight w:val="white"/>
         </w:rPr>
       </w:pPr>
-      <w:proofErr w:type="spellStart"/>
       <w:r>
         <w:rPr>
           <w:b/>
@@ -10071,35 +9137,14 @@
         </w:rPr>
         <w:t>ClamAV</w:t>
       </w:r>
-      <w:proofErr w:type="spellEnd"/>
-      <w:r>
-        <w:rPr>
-          <w:color w:val="000000"/>
-          <w:sz w:val="28"/>
-          <w:szCs w:val="28"/>
-          <w:highlight w:val="white"/>
-        </w:rPr>
-        <w:t xml:space="preserve"> – установлен, настроено автоматическое ежедневное сканирование </w:t>
-      </w:r>
-      <w:proofErr w:type="gramStart"/>
-      <w:r>
-        <w:rPr>
-          <w:color w:val="000000"/>
-          <w:sz w:val="28"/>
-          <w:szCs w:val="28"/>
-          <w:highlight w:val="white"/>
-        </w:rPr>
-        <w:t>через планировщик</w:t>
-      </w:r>
-      <w:proofErr w:type="gramEnd"/>
-      <w:r>
-        <w:rPr>
-          <w:color w:val="000000"/>
-          <w:sz w:val="28"/>
-          <w:szCs w:val="28"/>
-          <w:highlight w:val="white"/>
-        </w:rPr>
-        <w:t xml:space="preserve"> заданий:</w:t>
+      <w:r>
+        <w:rPr>
+          <w:color w:val="000000"/>
+          <w:sz w:val="28"/>
+          <w:szCs w:val="28"/>
+          <w:highlight w:val="white"/>
+        </w:rPr>
+        <w:t> – установлен, настроено автоматическое ежедневное сканирование через планировщик заданий:</w:t>
       </w:r>
     </w:p>
     <w:p>
@@ -10115,7 +9160,6 @@
           <w:lang w:val="en-US"/>
         </w:rPr>
       </w:pPr>
-      <w:proofErr w:type="spellStart"/>
       <w:r>
         <w:rPr>
           <w:color w:val="000000"/>
@@ -10124,18 +9168,7 @@
           <w:highlight w:val="white"/>
           <w:lang w:val="en-US"/>
         </w:rPr>
-        <w:t>clamscan</w:t>
-      </w:r>
-      <w:proofErr w:type="spellEnd"/>
-      <w:r>
-        <w:rPr>
-          <w:color w:val="000000"/>
-          <w:sz w:val="28"/>
-          <w:szCs w:val="28"/>
-          <w:highlight w:val="white"/>
-          <w:lang w:val="en-US"/>
-        </w:rPr>
-        <w:t xml:space="preserve"> --recursive --log=C:\clamav\log\scan.log C:\.</w:t>
+        <w:t>clamscan --recursive --log=C:\clamav\log\scan.log C:\.</w:t>
       </w:r>
     </w:p>
     <w:p>
@@ -10176,27 +9209,7 @@
           <w:szCs w:val="28"/>
           <w:highlight w:val="white"/>
         </w:rPr>
-        <w:t> – настроена в </w:t>
-      </w:r>
-      <w:proofErr w:type="spellStart"/>
-      <w:r>
-        <w:rPr>
-          <w:color w:val="000000"/>
-          <w:sz w:val="28"/>
-          <w:szCs w:val="28"/>
-          <w:highlight w:val="white"/>
-        </w:rPr>
-        <w:t>Default</w:t>
-      </w:r>
-      <w:proofErr w:type="spellEnd"/>
-      <w:r>
-        <w:rPr>
-          <w:color w:val="000000"/>
-          <w:sz w:val="28"/>
-          <w:szCs w:val="28"/>
-          <w:highlight w:val="white"/>
-        </w:rPr>
-        <w:t xml:space="preserve"> Domain Policy (длина 8 символов, сложность, срок действия 30 дней, блокировка на 15 минут после 3 неудачных попыток).</w:t>
+        <w:t> – настроена в Default Domain Policy (длина 8 символов, сложность, срок действия 30 дней, блокировка на 15 минут после 3 неудачных попыток).</w:t>
       </w:r>
     </w:p>
     <w:p>
@@ -10237,27 +9250,7 @@
           <w:szCs w:val="28"/>
           <w:highlight w:val="white"/>
         </w:rPr>
-        <w:t> – включён в GPO </w:t>
-      </w:r>
-      <w:proofErr w:type="spellStart"/>
-      <w:r>
-        <w:rPr>
-          <w:color w:val="000000"/>
-          <w:sz w:val="28"/>
-          <w:szCs w:val="28"/>
-          <w:highlight w:val="white"/>
-        </w:rPr>
-        <w:t>StudentRestrictions</w:t>
-      </w:r>
-      <w:proofErr w:type="spellEnd"/>
-      <w:r>
-        <w:rPr>
-          <w:color w:val="000000"/>
-          <w:sz w:val="28"/>
-          <w:szCs w:val="28"/>
-          <w:highlight w:val="white"/>
-        </w:rPr>
-        <w:t> (параметры: «Все съёмные диски: запретить чтение», «запретить запись»).</w:t>
+        <w:t> – включён в GPO StudentRestrictions (параметры: «Все съёмные диски: запретить чтение», «запретить запись»).</w:t>
       </w:r>
     </w:p>
     <w:p>
@@ -10321,7 +9314,6 @@
           <w:highlight w:val="white"/>
         </w:rPr>
       </w:pPr>
-      <w:proofErr w:type="spellStart"/>
       <w:r>
         <w:rPr>
           <w:b/>
@@ -10331,33 +9323,8 @@
           <w:szCs w:val="28"/>
           <w:highlight w:val="white"/>
         </w:rPr>
-        <w:t>Cobian</w:t>
-      </w:r>
-      <w:proofErr w:type="spellEnd"/>
-      <w:r>
-        <w:rPr>
-          <w:b/>
-          <w:bCs/>
-          <w:color w:val="000000"/>
-          <w:sz w:val="28"/>
-          <w:szCs w:val="28"/>
-          <w:highlight w:val="white"/>
-        </w:rPr>
-        <w:t xml:space="preserve"> </w:t>
-      </w:r>
-      <w:proofErr w:type="spellStart"/>
-      <w:r>
-        <w:rPr>
-          <w:b/>
-          <w:bCs/>
-          <w:color w:val="000000"/>
-          <w:sz w:val="28"/>
-          <w:szCs w:val="28"/>
-          <w:highlight w:val="white"/>
-        </w:rPr>
-        <w:t>Backup</w:t>
-      </w:r>
-      <w:proofErr w:type="spellEnd"/>
+        <w:t>Cobian Backup</w:t>
+      </w:r>
       <w:r>
         <w:rPr>
           <w:color w:val="000000"/>
@@ -10388,7 +9355,6 @@
           <w:highlight w:val="white"/>
         </w:rPr>
       </w:pPr>
-      <w:proofErr w:type="spellStart"/>
       <w:r>
         <w:rPr>
           <w:b/>
@@ -10398,33 +9364,8 @@
           <w:szCs w:val="28"/>
           <w:highlight w:val="white"/>
         </w:rPr>
-        <w:t>Git</w:t>
-      </w:r>
-      <w:proofErr w:type="spellEnd"/>
-      <w:r>
-        <w:rPr>
-          <w:b/>
-          <w:bCs/>
-          <w:color w:val="000000"/>
-          <w:sz w:val="28"/>
-          <w:szCs w:val="28"/>
-          <w:highlight w:val="white"/>
-        </w:rPr>
-        <w:t xml:space="preserve"> + </w:t>
-      </w:r>
-      <w:proofErr w:type="spellStart"/>
-      <w:r>
-        <w:rPr>
-          <w:b/>
-          <w:bCs/>
-          <w:color w:val="000000"/>
-          <w:sz w:val="28"/>
-          <w:szCs w:val="28"/>
-          <w:highlight w:val="white"/>
-        </w:rPr>
-        <w:t>GitHub</w:t>
-      </w:r>
-      <w:proofErr w:type="spellEnd"/>
+        <w:t>Git + GitHub</w:t>
+      </w:r>
       <w:r>
         <w:rPr>
           <w:color w:val="000000"/>
@@ -10579,27 +9520,7 @@
           <w:szCs w:val="28"/>
           <w:highlight w:val="white"/>
         </w:rPr>
-        <w:t xml:space="preserve">Сканирование </w:t>
-      </w:r>
-      <w:proofErr w:type="spellStart"/>
-      <w:r>
-        <w:rPr>
-          <w:color w:val="000000"/>
-          <w:sz w:val="28"/>
-          <w:szCs w:val="28"/>
-          <w:highlight w:val="white"/>
-        </w:rPr>
-        <w:t>ClamAV</w:t>
-      </w:r>
-      <w:proofErr w:type="spellEnd"/>
-      <w:r>
-        <w:rPr>
-          <w:color w:val="000000"/>
-          <w:sz w:val="28"/>
-          <w:szCs w:val="28"/>
-          <w:highlight w:val="white"/>
-        </w:rPr>
-        <w:t xml:space="preserve"> обнаруживает тестовый сигнатурный файл EICAR.</w:t>
+        <w:t>Сканирование ClamAV обнаруживает тестовый сигнатурный файл EICAR.</w:t>
       </w:r>
     </w:p>
     <w:p>
@@ -11208,27 +10129,7 @@
                 <w:szCs w:val="28"/>
                 <w:highlight w:val="white"/>
               </w:rPr>
-              <w:t>Запуск установщика .</w:t>
-            </w:r>
-            <w:proofErr w:type="spellStart"/>
-            <w:r>
-              <w:rPr>
-                <w:color w:val="000000"/>
-                <w:sz w:val="28"/>
-                <w:szCs w:val="28"/>
-                <w:highlight w:val="white"/>
-              </w:rPr>
-              <w:t>exe</w:t>
-            </w:r>
-            <w:proofErr w:type="spellEnd"/>
-            <w:r>
-              <w:rPr>
-                <w:color w:val="000000"/>
-                <w:sz w:val="28"/>
-                <w:szCs w:val="28"/>
-                <w:highlight w:val="white"/>
-              </w:rPr>
-              <w:t> (например, 7z.exe)</w:t>
+              <w:t>Запуск установщика .exe (например, 7z.exe)</w:t>
             </w:r>
           </w:p>
         </w:tc>
@@ -11420,27 +10321,7 @@
                 <w:szCs w:val="28"/>
                 <w:highlight w:val="white"/>
               </w:rPr>
-              <w:t xml:space="preserve">Вход в </w:t>
-            </w:r>
-            <w:proofErr w:type="spellStart"/>
-            <w:r>
-              <w:rPr>
-                <w:color w:val="000000"/>
-                <w:sz w:val="28"/>
-                <w:szCs w:val="28"/>
-                <w:highlight w:val="white"/>
-              </w:rPr>
-              <w:t>Moodle</w:t>
-            </w:r>
-            <w:proofErr w:type="spellEnd"/>
-            <w:r>
-              <w:rPr>
-                <w:color w:val="000000"/>
-                <w:sz w:val="28"/>
-                <w:szCs w:val="28"/>
-                <w:highlight w:val="white"/>
-              </w:rPr>
-              <w:t xml:space="preserve"> под student1 через AD</w:t>
+              <w:t>Вход в Moodle под student1 через AD</w:t>
             </w:r>
           </w:p>
         </w:tc>
@@ -11536,19 +10417,8 @@
                 <w:szCs w:val="28"/>
                 <w:highlight w:val="white"/>
               </w:rPr>
-              <w:t xml:space="preserve">Создание курса учителем в </w:t>
+              <w:t>Создание курса учителем в Moodle</w:t>
             </w:r>
-            <w:proofErr w:type="spellStart"/>
-            <w:r>
-              <w:rPr>
-                <w:color w:val="000000"/>
-                <w:sz w:val="28"/>
-                <w:szCs w:val="28"/>
-                <w:highlight w:val="white"/>
-              </w:rPr>
-              <w:t>Moodle</w:t>
-            </w:r>
-            <w:proofErr w:type="spellEnd"/>
           </w:p>
         </w:tc>
         <w:tc>
@@ -11739,27 +10609,7 @@
                 <w:szCs w:val="28"/>
                 <w:highlight w:val="white"/>
               </w:rPr>
-              <w:t xml:space="preserve">Запуск сканирования </w:t>
-            </w:r>
-            <w:proofErr w:type="spellStart"/>
-            <w:r>
-              <w:rPr>
-                <w:color w:val="000000"/>
-                <w:sz w:val="28"/>
-                <w:szCs w:val="28"/>
-                <w:highlight w:val="white"/>
-              </w:rPr>
-              <w:t>ClamAV</w:t>
-            </w:r>
-            <w:proofErr w:type="spellEnd"/>
-            <w:r>
-              <w:rPr>
-                <w:color w:val="000000"/>
-                <w:sz w:val="28"/>
-                <w:szCs w:val="28"/>
-                <w:highlight w:val="white"/>
-              </w:rPr>
-              <w:t xml:space="preserve"> на тестовом EICAR</w:t>
+              <w:t>Запуск сканирования ClamAV на тестовом EICAR</w:t>
             </w:r>
           </w:p>
         </w:tc>
@@ -11855,27 +10705,7 @@
                 <w:szCs w:val="28"/>
                 <w:highlight w:val="white"/>
               </w:rPr>
-              <w:t xml:space="preserve">Проверка </w:t>
-            </w:r>
-            <w:proofErr w:type="spellStart"/>
-            <w:r>
-              <w:rPr>
-                <w:color w:val="000000"/>
-                <w:sz w:val="28"/>
-                <w:szCs w:val="28"/>
-                <w:highlight w:val="white"/>
-              </w:rPr>
-              <w:t>пинга</w:t>
-            </w:r>
-            <w:proofErr w:type="spellEnd"/>
-            <w:r>
-              <w:rPr>
-                <w:color w:val="000000"/>
-                <w:sz w:val="28"/>
-                <w:szCs w:val="28"/>
-                <w:highlight w:val="white"/>
-              </w:rPr>
-              <w:t xml:space="preserve"> между клиентом и сервером</w:t>
+              <w:t>Проверка пинга между клиентом и сервером</w:t>
             </w:r>
           </w:p>
         </w:tc>
@@ -12212,31 +11042,7 @@
           <w:szCs w:val="28"/>
           <w:highlight w:val="white"/>
         </w:rPr>
-        <w:t xml:space="preserve">Вход в систему и запуск </w:t>
-      </w:r>
-      <w:proofErr w:type="spellStart"/>
-      <w:r>
-        <w:rPr>
-          <w:b/>
-          <w:bCs/>
-          <w:color w:val="000000"/>
-          <w:sz w:val="28"/>
-          <w:szCs w:val="28"/>
-          <w:highlight w:val="white"/>
-        </w:rPr>
-        <w:t>Moodle</w:t>
-      </w:r>
-      <w:proofErr w:type="spellEnd"/>
-      <w:r>
-        <w:rPr>
-          <w:b/>
-          <w:bCs/>
-          <w:color w:val="000000"/>
-          <w:sz w:val="28"/>
-          <w:szCs w:val="28"/>
-          <w:highlight w:val="white"/>
-        </w:rPr>
-        <w:t>:</w:t>
+        <w:t>Вход в систему и запуск Moodle:</w:t>
       </w:r>
     </w:p>
     <w:p>
@@ -12347,31 +11153,7 @@
           <w:szCs w:val="28"/>
           <w:highlight w:val="white"/>
         </w:rPr>
-        <w:t xml:space="preserve">Создание курса в </w:t>
-      </w:r>
-      <w:proofErr w:type="spellStart"/>
-      <w:r>
-        <w:rPr>
-          <w:b/>
-          <w:bCs/>
-          <w:color w:val="000000"/>
-          <w:sz w:val="28"/>
-          <w:szCs w:val="28"/>
-          <w:highlight w:val="white"/>
-        </w:rPr>
-        <w:t>Moodle</w:t>
-      </w:r>
-      <w:proofErr w:type="spellEnd"/>
-      <w:r>
-        <w:rPr>
-          <w:b/>
-          <w:bCs/>
-          <w:color w:val="000000"/>
-          <w:sz w:val="28"/>
-          <w:szCs w:val="28"/>
-          <w:highlight w:val="white"/>
-        </w:rPr>
-        <w:t>:</w:t>
+        <w:t>Создание курса в Moodle:</w:t>
       </w:r>
     </w:p>
     <w:p>
@@ -12401,27 +11183,7 @@
           <w:szCs w:val="28"/>
           <w:highlight w:val="white"/>
         </w:rPr>
-        <w:t xml:space="preserve">На главной странице </w:t>
-      </w:r>
-      <w:proofErr w:type="spellStart"/>
-      <w:r>
-        <w:rPr>
-          <w:color w:val="000000"/>
-          <w:sz w:val="28"/>
-          <w:szCs w:val="28"/>
-          <w:highlight w:val="white"/>
-        </w:rPr>
-        <w:t>Moodle</w:t>
-      </w:r>
-      <w:proofErr w:type="spellEnd"/>
-      <w:r>
-        <w:rPr>
-          <w:color w:val="000000"/>
-          <w:sz w:val="28"/>
-          <w:szCs w:val="28"/>
-          <w:highlight w:val="white"/>
-        </w:rPr>
-        <w:t xml:space="preserve"> нажмите «Включить редактирование» (в правом верхнем углу).</w:t>
+        <w:t>На главной странице Moodle нажмите «Включить редактирование» (в правом верхнем углу).</w:t>
       </w:r>
     </w:p>
     <w:p>
@@ -12711,47 +11473,7 @@
           <w:szCs w:val="28"/>
           <w:highlight w:val="white"/>
         </w:rPr>
-        <w:t>Доступны только разрешённые приложения: браузер (Edge/</w:t>
-      </w:r>
-      <w:proofErr w:type="spellStart"/>
-      <w:r>
-        <w:rPr>
-          <w:color w:val="000000"/>
-          <w:sz w:val="28"/>
-          <w:szCs w:val="28"/>
-          <w:highlight w:val="white"/>
-        </w:rPr>
-        <w:t>Chrome</w:t>
-      </w:r>
-      <w:proofErr w:type="spellEnd"/>
-      <w:r>
-        <w:rPr>
-          <w:color w:val="000000"/>
-          <w:sz w:val="28"/>
-          <w:szCs w:val="28"/>
-          <w:highlight w:val="white"/>
-        </w:rPr>
-        <w:t xml:space="preserve">), </w:t>
-      </w:r>
-      <w:proofErr w:type="spellStart"/>
-      <w:r>
-        <w:rPr>
-          <w:color w:val="000000"/>
-          <w:sz w:val="28"/>
-          <w:szCs w:val="28"/>
-          <w:highlight w:val="white"/>
-        </w:rPr>
-        <w:t>LibreOffice</w:t>
-      </w:r>
-      <w:proofErr w:type="spellEnd"/>
-      <w:r>
-        <w:rPr>
-          <w:color w:val="000000"/>
-          <w:sz w:val="28"/>
-          <w:szCs w:val="28"/>
-          <w:highlight w:val="white"/>
-        </w:rPr>
-        <w:t>.</w:t>
+        <w:t>Доступны только разрешённые приложения: браузер (Edge/Chrome), LibreOffice.</w:t>
       </w:r>
     </w:p>
     <w:p>
@@ -12781,27 +11503,7 @@
           <w:szCs w:val="28"/>
           <w:highlight w:val="white"/>
         </w:rPr>
-        <w:t xml:space="preserve">Для работы в </w:t>
-      </w:r>
-      <w:proofErr w:type="spellStart"/>
-      <w:r>
-        <w:rPr>
-          <w:color w:val="000000"/>
-          <w:sz w:val="28"/>
-          <w:szCs w:val="28"/>
-          <w:highlight w:val="white"/>
-        </w:rPr>
-        <w:t>Moodle</w:t>
-      </w:r>
-      <w:proofErr w:type="spellEnd"/>
-      <w:r>
-        <w:rPr>
-          <w:color w:val="000000"/>
-          <w:sz w:val="28"/>
-          <w:szCs w:val="28"/>
-          <w:highlight w:val="white"/>
-        </w:rPr>
-        <w:t xml:space="preserve"> необходимо войти в систему под своим логином (например, student1) и паролем.</w:t>
+        <w:t>Для работы в Moodle необходимо войти в систему под своим логином (например, student1) и паролем.</w:t>
       </w:r>
     </w:p>
     <w:p>
@@ -12923,27 +11625,7 @@
           <w:szCs w:val="28"/>
           <w:highlight w:val="white"/>
         </w:rPr>
-        <w:t> </w:t>
-      </w:r>
-      <w:proofErr w:type="spellStart"/>
-      <w:r>
-        <w:rPr>
-          <w:color w:val="000000"/>
-          <w:sz w:val="28"/>
-          <w:szCs w:val="28"/>
-          <w:highlight w:val="white"/>
-        </w:rPr>
-        <w:t>school.local</w:t>
-      </w:r>
-      <w:proofErr w:type="spellEnd"/>
-      <w:r>
-        <w:rPr>
-          <w:color w:val="000000"/>
-          <w:sz w:val="28"/>
-          <w:szCs w:val="28"/>
-          <w:highlight w:val="white"/>
-        </w:rPr>
-        <w:t> с организационными единицами и пользователями.</w:t>
+        <w:t> school.local с организационными единицами и пользователями.</w:t>
       </w:r>
     </w:p>
     <w:p>
@@ -13023,67 +11705,7 @@
           <w:szCs w:val="28"/>
           <w:highlight w:val="white"/>
         </w:rPr>
-        <w:t> </w:t>
-      </w:r>
-      <w:proofErr w:type="spellStart"/>
-      <w:r>
-        <w:rPr>
-          <w:color w:val="000000"/>
-          <w:sz w:val="28"/>
-          <w:szCs w:val="28"/>
-          <w:highlight w:val="white"/>
-        </w:rPr>
-        <w:t>Moodle</w:t>
-      </w:r>
-      <w:proofErr w:type="spellEnd"/>
-      <w:r>
-        <w:rPr>
-          <w:color w:val="000000"/>
-          <w:sz w:val="28"/>
-          <w:szCs w:val="28"/>
-          <w:highlight w:val="white"/>
-        </w:rPr>
-        <w:t xml:space="preserve">, 1С:Предприятие (учебная), </w:t>
-      </w:r>
-      <w:proofErr w:type="spellStart"/>
-      <w:r>
-        <w:rPr>
-          <w:color w:val="000000"/>
-          <w:sz w:val="28"/>
-          <w:szCs w:val="28"/>
-          <w:highlight w:val="white"/>
-        </w:rPr>
-        <w:t>ClamAV</w:t>
-      </w:r>
-      <w:proofErr w:type="spellEnd"/>
-      <w:r>
-        <w:rPr>
-          <w:color w:val="000000"/>
-          <w:sz w:val="28"/>
-          <w:szCs w:val="28"/>
-          <w:highlight w:val="white"/>
-        </w:rPr>
-        <w:t xml:space="preserve">, </w:t>
-      </w:r>
-      <w:proofErr w:type="spellStart"/>
-      <w:r>
-        <w:rPr>
-          <w:color w:val="000000"/>
-          <w:sz w:val="28"/>
-          <w:szCs w:val="28"/>
-          <w:highlight w:val="white"/>
-        </w:rPr>
-        <w:t>LibreOffice</w:t>
-      </w:r>
-      <w:proofErr w:type="spellEnd"/>
-      <w:r>
-        <w:rPr>
-          <w:color w:val="000000"/>
-          <w:sz w:val="28"/>
-          <w:szCs w:val="28"/>
-          <w:highlight w:val="white"/>
-        </w:rPr>
-        <w:t>,.</w:t>
+        <w:t> Moodle, 1С:Предприятие (учебная), ClamAV, LibreOffice,.</w:t>
       </w:r>
     </w:p>
     <w:p>
@@ -13114,60 +11736,16 @@
           <w:szCs w:val="28"/>
           <w:highlight w:val="white"/>
         </w:rPr>
-        <w:t xml:space="preserve">Выполнена сборка </w:t>
-      </w:r>
-      <w:proofErr w:type="spellStart"/>
-      <w:r>
-        <w:rPr>
-          <w:b/>
-          <w:bCs/>
-          <w:color w:val="000000"/>
-          <w:sz w:val="28"/>
-          <w:szCs w:val="28"/>
-          <w:highlight w:val="white"/>
-        </w:rPr>
-        <w:t>open-source</w:t>
-      </w:r>
-      <w:proofErr w:type="spellEnd"/>
-      <w:r>
-        <w:rPr>
-          <w:b/>
-          <w:bCs/>
-          <w:color w:val="000000"/>
-          <w:sz w:val="28"/>
-          <w:szCs w:val="28"/>
-          <w:highlight w:val="white"/>
-        </w:rPr>
-        <w:t xml:space="preserve"> ПО</w:t>
-      </w:r>
-      <w:r>
-        <w:rPr>
-          <w:color w:val="000000"/>
-          <w:sz w:val="28"/>
-          <w:szCs w:val="28"/>
-          <w:highlight w:val="white"/>
-        </w:rPr>
-        <w:t> (</w:t>
-      </w:r>
-      <w:proofErr w:type="spellStart"/>
-      <w:r>
-        <w:rPr>
-          <w:color w:val="000000"/>
-          <w:sz w:val="28"/>
-          <w:szCs w:val="28"/>
-          <w:highlight w:val="white"/>
-        </w:rPr>
-        <w:t>ClamAV</w:t>
-      </w:r>
-      <w:proofErr w:type="spellEnd"/>
-      <w:r>
-        <w:rPr>
-          <w:color w:val="000000"/>
-          <w:sz w:val="28"/>
-          <w:szCs w:val="28"/>
-          <w:highlight w:val="white"/>
-        </w:rPr>
-        <w:t>) из исходников с использованием Visual Studio.</w:t>
+        <w:t>Выполнена сборка open-source ПО</w:t>
+      </w:r>
+      <w:r>
+        <w:rPr>
+          <w:color w:val="000000"/>
+          <w:sz w:val="28"/>
+          <w:szCs w:val="28"/>
+          <w:highlight w:val="white"/>
+        </w:rPr>
+        <w:t> (ClamAV) из исходников с использованием Visual Studio.</w:t>
       </w:r>
     </w:p>
     <w:p>
@@ -13278,49 +11856,16 @@
           <w:szCs w:val="28"/>
           <w:highlight w:val="white"/>
         </w:rPr>
-        <w:t xml:space="preserve">Результаты сохранены в </w:t>
-      </w:r>
-      <w:proofErr w:type="spellStart"/>
-      <w:r>
-        <w:rPr>
-          <w:b/>
-          <w:bCs/>
-          <w:color w:val="000000"/>
-          <w:sz w:val="28"/>
-          <w:szCs w:val="28"/>
-          <w:highlight w:val="white"/>
-        </w:rPr>
-        <w:t>Git</w:t>
-      </w:r>
-      <w:proofErr w:type="spellEnd"/>
-      <w:r>
-        <w:rPr>
-          <w:color w:val="000000"/>
-          <w:sz w:val="28"/>
-          <w:szCs w:val="28"/>
-          <w:highlight w:val="white"/>
-        </w:rPr>
-        <w:t xml:space="preserve"> (репозиторий </w:t>
-      </w:r>
-      <w:proofErr w:type="spellStart"/>
-      <w:r>
-        <w:rPr>
-          <w:color w:val="000000"/>
-          <w:sz w:val="28"/>
-          <w:szCs w:val="28"/>
-          <w:highlight w:val="white"/>
-        </w:rPr>
-        <w:t>GitHub</w:t>
-      </w:r>
-      <w:proofErr w:type="spellEnd"/>
-      <w:r>
-        <w:rPr>
-          <w:color w:val="000000"/>
-          <w:sz w:val="28"/>
-          <w:szCs w:val="28"/>
-          <w:highlight w:val="white"/>
-        </w:rPr>
-        <w:t>).</w:t>
+        <w:t>Результаты сохранены в Git</w:t>
+      </w:r>
+      <w:r>
+        <w:rPr>
+          <w:color w:val="000000"/>
+          <w:sz w:val="28"/>
+          <w:szCs w:val="28"/>
+          <w:highlight w:val="white"/>
+        </w:rPr>
+        <w:t> (репозиторий GitHub).</w:t>
       </w:r>
     </w:p>
     <w:p>
@@ -13520,7 +12065,6 @@
           </w:rPr>
           <w:t>://</w:t>
         </w:r>
-        <w:proofErr w:type="spellStart"/>
         <w:r>
           <w:rPr>
             <w:rStyle w:val="a6"/>
@@ -13530,7 +12074,6 @@
           </w:rPr>
           <w:t>github</w:t>
         </w:r>
-        <w:proofErr w:type="spellEnd"/>
         <w:r>
           <w:rPr>
             <w:rStyle w:val="a6"/>
@@ -13556,7 +12099,6 @@
           </w:rPr>
           <w:t>/</w:t>
         </w:r>
-        <w:proofErr w:type="spellStart"/>
         <w:r>
           <w:rPr>
             <w:rStyle w:val="a6"/>
@@ -13566,7 +12108,6 @@
           </w:rPr>
           <w:t>qwinge</w:t>
         </w:r>
-        <w:proofErr w:type="spellEnd"/>
         <w:r>
           <w:rPr>
             <w:rStyle w:val="a6"/>
@@ -13575,7 +12116,6 @@
           </w:rPr>
           <w:t>1/</w:t>
         </w:r>
-        <w:proofErr w:type="spellStart"/>
         <w:r>
           <w:rPr>
             <w:rStyle w:val="a6"/>
@@ -13585,7 +12125,6 @@
           </w:rPr>
           <w:t>prozPraktika</w:t>
         </w:r>
-        <w:proofErr w:type="spellEnd"/>
         <w:r>
           <w:rPr>
             <w:rStyle w:val="a6"/>
